--- a/Courses/Computer-Modeling-and-IT/Computer-Modeling-and-IT-6-Class/15-Graphic-Image-Editing-Tools/15-Graphic-Image-Editing-Tools-Exercises.docx
+++ b/Courses/Computer-Modeling-and-IT/Computer-Modeling-and-IT-6-Class/15-Graphic-Image-Editing-Tools/15-Graphic-Image-Editing-Tools-Exercises.docx
@@ -52,9 +52,9 @@
           <w:noProof/>
         </w:rPr>
         <w:drawing>
-          <wp:inline distT="0" distB="0" distL="0" distR="0" wp14:anchorId="5D1D7169" wp14:editId="4D710A90">
-            <wp:extent cx="736979" cy="330534"/>
-            <wp:effectExtent l="0" t="0" r="6350" b="0"/>
+          <wp:inline distT="0" distB="0" distL="0" distR="0" wp14:anchorId="5D1D7169" wp14:editId="280957AE">
+            <wp:extent cx="761026" cy="341061"/>
+            <wp:effectExtent l="0" t="0" r="1270" b="1905"/>
             <wp:docPr id="5" name="Picture 4"/>
             <wp:cNvGraphicFramePr>
               <a:graphicFrameLocks xmlns:a="http://schemas.openxmlformats.org/drawingml/2006/main" noChangeAspect="1"/>
@@ -83,7 +83,7 @@
                   <pic:spPr>
                     <a:xfrm>
                       <a:off x="0" y="0"/>
-                      <a:ext cx="761026" cy="341319"/>
+                      <a:ext cx="761026" cy="341061"/>
                     </a:xfrm>
                     <a:prstGeom prst="rect">
                       <a:avLst/>
